--- a/report/4B4G0039.docx
+++ b/report/4B4G0039.docx
@@ -551,79 +551,41 @@
     </w:p>
     <w:p>
       <w:pPr>
-        <w:spacing w:after="160"/>
-        <w:shd w:val="clear" w:fill="F2F2F2"/>
+        <w:jc w:val="center"/>
       </w:pPr>
       <w:r>
-        <w:rPr>
-          <w:rFonts w:ascii="Consolas" w:hAnsi="Consolas" w:eastAsia="Microsoft JhengHei"/>
-          <w:sz w:val="20"/>
-        </w:rPr>
-        <w:t xml:space="preserve">        Product  (抽象基底類別)</w:t>
-      </w:r>
-      <w:r>
-        <w:rPr>
-          <w:rFonts w:ascii="Consolas" w:hAnsi="Consolas" w:eastAsia="Microsoft JhengHei"/>
-          <w:sz w:val="20"/>
-        </w:rPr>
-        <w:br/>
-        <w:t xml:space="preserve">        |- id_  name_  price_  quantity_</w:t>
-      </w:r>
-      <w:r>
-        <w:rPr>
-          <w:rFonts w:ascii="Consolas" w:hAnsi="Consolas" w:eastAsia="Microsoft JhengHei"/>
-          <w:sz w:val="20"/>
-        </w:rPr>
-        <w:br/>
-        <w:t xml:space="preserve">        |- category()      = 0   &lt;- 純虛擬</w:t>
-      </w:r>
-      <w:r>
-        <w:rPr>
-          <w:rFonts w:ascii="Consolas" w:hAnsi="Consolas" w:eastAsia="Microsoft JhengHei"/>
-          <w:sz w:val="20"/>
-        </w:rPr>
-        <w:br/>
-        <w:t xml:space="preserve">        |- displayDetail() = 0   &lt;- 純虛擬 (多型)</w:t>
-      </w:r>
-      <w:r>
-        <w:rPr>
-          <w:rFonts w:ascii="Consolas" w:hAnsi="Consolas" w:eastAsia="Microsoft JhengHei"/>
-          <w:sz w:val="20"/>
-        </w:rPr>
-        <w:br/>
-        <w:t xml:space="preserve">        |- serialize()     = 0   &lt;- 純虛擬</w:t>
-      </w:r>
-      <w:r>
-        <w:rPr>
-          <w:rFonts w:ascii="Consolas" w:hAnsi="Consolas" w:eastAsia="Microsoft JhengHei"/>
-          <w:sz w:val="20"/>
-        </w:rPr>
-        <w:br/>
-        <w:t xml:space="preserve">                 |  public 繼承</w:t>
-      </w:r>
-      <w:r>
-        <w:rPr>
-          <w:rFonts w:ascii="Consolas" w:hAnsi="Consolas" w:eastAsia="Microsoft JhengHei"/>
-          <w:sz w:val="20"/>
-        </w:rPr>
-        <w:br/>
-        <w:t xml:space="preserve">      +----------+-----------+</w:t>
-      </w:r>
-      <w:r>
-        <w:rPr>
-          <w:rFonts w:ascii="Consolas" w:hAnsi="Consolas" w:eastAsia="Microsoft JhengHei"/>
-          <w:sz w:val="20"/>
-        </w:rPr>
-        <w:br/>
-        <w:t xml:space="preserve">    Food     Electronics   Clothing</w:t>
-      </w:r>
-      <w:r>
-        <w:rPr>
-          <w:rFonts w:ascii="Consolas" w:hAnsi="Consolas" w:eastAsia="Microsoft JhengHei"/>
-          <w:sz w:val="20"/>
-        </w:rPr>
-        <w:br/>
-        <w:t xml:space="preserve">  (有效期限)   (保固月數)    (尺寸)</w:t>
+        <w:drawing>
+          <wp:inline xmlns:a="http://schemas.openxmlformats.org/drawingml/2006/main" xmlns:pic="http://schemas.openxmlformats.org/drawingml/2006/picture">
+            <wp:extent cx="5760720" cy="3612655"/>
+            <wp:docPr id="1" name="Picture 1"/>
+            <wp:cNvGraphicFramePr>
+              <a:graphicFrameLocks noChangeAspect="1"/>
+            </wp:cNvGraphicFramePr>
+            <a:graphic>
+              <a:graphicData uri="http://schemas.openxmlformats.org/drawingml/2006/picture">
+                <pic:pic>
+                  <pic:nvPicPr>
+                    <pic:cNvPr id="0" name="diagram_inheritance.png"/>
+                    <pic:cNvPicPr/>
+                  </pic:nvPicPr>
+                  <pic:blipFill>
+                    <a:blip r:embed="rId9"/>
+                    <a:stretch>
+                      <a:fillRect/>
+                    </a:stretch>
+                  </pic:blipFill>
+                  <pic:spPr>
+                    <a:xfrm>
+                      <a:off x="0" y="0"/>
+                      <a:ext cx="5760720" cy="3612655"/>
+                    </a:xfrm>
+                    <a:prstGeom prst="rect"/>
+                  </pic:spPr>
+                </pic:pic>
+              </a:graphicData>
+            </a:graphic>
+          </wp:inline>
+        </w:drawing>
       </w:r>
     </w:p>
     <w:p>
@@ -1465,7 +1427,7 @@
         <w:drawing>
           <wp:inline xmlns:a="http://schemas.openxmlformats.org/drawingml/2006/main" xmlns:pic="http://schemas.openxmlformats.org/drawingml/2006/picture">
             <wp:extent cx="3108960" cy="3130182"/>
-            <wp:docPr id="1" name="Picture 1"/>
+            <wp:docPr id="2" name="Picture 2"/>
             <wp:cNvGraphicFramePr>
               <a:graphicFrameLocks noChangeAspect="1"/>
             </wp:cNvGraphicFramePr>
@@ -1477,7 +1439,7 @@
                     <pic:cNvPicPr/>
                   </pic:nvPicPr>
                   <pic:blipFill>
-                    <a:blip r:embed="rId9"/>
+                    <a:blip r:embed="rId10"/>
                     <a:stretch>
                       <a:fillRect/>
                     </a:stretch>
@@ -1533,7 +1495,7 @@
         <w:drawing>
           <wp:inline xmlns:a="http://schemas.openxmlformats.org/drawingml/2006/main" xmlns:pic="http://schemas.openxmlformats.org/drawingml/2006/picture">
             <wp:extent cx="5669280" cy="1604949"/>
-            <wp:docPr id="2" name="Picture 2"/>
+            <wp:docPr id="3" name="Picture 3"/>
             <wp:cNvGraphicFramePr>
               <a:graphicFrameLocks noChangeAspect="1"/>
             </wp:cNvGraphicFramePr>
@@ -1545,7 +1507,7 @@
                     <pic:cNvPicPr/>
                   </pic:nvPicPr>
                   <pic:blipFill>
-                    <a:blip r:embed="rId10"/>
+                    <a:blip r:embed="rId11"/>
                     <a:stretch>
                       <a:fillRect/>
                     </a:stretch>
@@ -1606,7 +1568,7 @@
         <w:drawing>
           <wp:inline xmlns:a="http://schemas.openxmlformats.org/drawingml/2006/main" xmlns:pic="http://schemas.openxmlformats.org/drawingml/2006/picture">
             <wp:extent cx="5120640" cy="1105448"/>
-            <wp:docPr id="3" name="Picture 3"/>
+            <wp:docPr id="4" name="Picture 4"/>
             <wp:cNvGraphicFramePr>
               <a:graphicFrameLocks noChangeAspect="1"/>
             </wp:cNvGraphicFramePr>
@@ -1618,7 +1580,7 @@
                     <pic:cNvPicPr/>
                   </pic:nvPicPr>
                   <pic:blipFill>
-                    <a:blip r:embed="rId11"/>
+                    <a:blip r:embed="rId12"/>
                     <a:stretch>
                       <a:fillRect/>
                     </a:stretch>
@@ -1674,7 +1636,7 @@
         <w:drawing>
           <wp:inline xmlns:a="http://schemas.openxmlformats.org/drawingml/2006/main" xmlns:pic="http://schemas.openxmlformats.org/drawingml/2006/picture">
             <wp:extent cx="4937760" cy="1144035"/>
-            <wp:docPr id="4" name="Picture 4"/>
+            <wp:docPr id="5" name="Picture 5"/>
             <wp:cNvGraphicFramePr>
               <a:graphicFrameLocks noChangeAspect="1"/>
             </wp:cNvGraphicFramePr>
@@ -1686,7 +1648,7 @@
                     <pic:cNvPicPr/>
                   </pic:nvPicPr>
                   <pic:blipFill>
-                    <a:blip r:embed="rId12"/>
+                    <a:blip r:embed="rId13"/>
                     <a:stretch>
                       <a:fillRect/>
                     </a:stretch>
